--- a/Chapter_34_Reason_the_Constitutional_Argument_Yourself_EXAM_ATTACHMENT.docx
+++ b/Chapter_34_Reason_the_Constitutional_Argument_Yourself_EXAM_ATTACHMENT.docx
@@ -77,126 +77,6 @@
         <w:pStyle w:val="Heading2"/>
       </w:pPr>
       <w:r>
-        <w:t>If You Want to Conduct the Exam but Have Never Used AI</w:t>
-      </w:r>
-    </w:p>
-    <w:p>
-      <w:pPr>
-        <w:spacing w:after="120" w:line="288" w:lineRule="auto"/>
-      </w:pPr>
-      <w:r>
-        <w:t xml:space="preserve">You do not need any special skill. Using one of these tools is like sending a text message with a file attached. If you have never done it, two short guides walk a complete beginner through it: </w:t>
-      </w:r>
-      <w:hyperlink r:id="rId7">
-        <w:r>
-          <w:rPr>
-            <w:color w:val="0563C1"/>
-            <w:u w:val="single"/>
-          </w:rPr>
-          <w:t>a step-by-step beginner’s guide</w:t>
-        </w:r>
-      </w:hyperlink>
-      <w:r>
-        <w:t xml:space="preserve">, and </w:t>
-      </w:r>
-      <w:hyperlink r:id="rId8">
-        <w:r>
-          <w:rPr>
-            <w:color w:val="0563C1"/>
-            <w:u w:val="single"/>
-          </w:rPr>
-          <w:t>how to attach a PDF to an AI</w:t>
-        </w:r>
-      </w:hyperlink>
-      <w:r>
-        <w:t>. The steps are the same on a phone or a computer: start a new chat, tap the attach or paper-clip icon, choose the Patent Book Exam PDF, then paste one prompt.</w:t>
-      </w:r>
-    </w:p>
-    <w:p>
-      <w:pPr>
-        <w:spacing w:after="160" w:line="288" w:lineRule="auto"/>
-      </w:pPr>
-      <w:r>
-        <w:t xml:space="preserve">You can also run several AI engines from one place, which makes it easy to put the same prompt to different models. Examples include </w:t>
-      </w:r>
-      <w:hyperlink r:id="rId9">
-        <w:r>
-          <w:rPr>
-            <w:color w:val="0563C1"/>
-            <w:u w:val="single"/>
-          </w:rPr>
-          <w:t>Abacus.AI</w:t>
-        </w:r>
-      </w:hyperlink>
-      <w:r>
-        <w:t xml:space="preserve">, </w:t>
-      </w:r>
-      <w:hyperlink r:id="rId10">
-        <w:r>
-          <w:rPr>
-            <w:color w:val="0563C1"/>
-            <w:u w:val="single"/>
-          </w:rPr>
-          <w:t>Gab AI</w:t>
-        </w:r>
-      </w:hyperlink>
-      <w:r>
-        <w:t xml:space="preserve"> (its </w:t>
-      </w:r>
-      <w:hyperlink r:id="rId11">
-        <w:r>
-          <w:rPr>
-            <w:color w:val="0563C1"/>
-            <w:u w:val="single"/>
-          </w:rPr>
-          <w:t>model list</w:t>
-        </w:r>
-      </w:hyperlink>
-      <w:r>
-        <w:t xml:space="preserve"> </w:t>
-      </w:r>
-      <w:r>
-        <w:lastRenderedPageBreak/>
-        <w:t xml:space="preserve">shows it can run Claude, among others), </w:t>
-      </w:r>
-      <w:hyperlink r:id="rId12">
-        <w:r>
-          <w:rPr>
-            <w:color w:val="0563C1"/>
-            <w:u w:val="single"/>
-          </w:rPr>
-          <w:t>Poe</w:t>
-        </w:r>
-      </w:hyperlink>
-      <w:r>
-        <w:t xml:space="preserve">, and </w:t>
-      </w:r>
-      <w:hyperlink r:id="rId13">
-        <w:r>
-          <w:rPr>
-            <w:color w:val="0563C1"/>
-            <w:u w:val="single"/>
-          </w:rPr>
-          <w:t>MultipleChat</w:t>
-        </w:r>
-      </w:hyperlink>
-      <w:r>
-        <w:t xml:space="preserve">. Each </w:t>
-      </w:r>
-      <w:proofErr w:type="gramStart"/>
-      <w:r>
-        <w:t>hosts</w:t>
-      </w:r>
-      <w:proofErr w:type="gramEnd"/>
-      <w:r>
-        <w:t xml:space="preserve"> more than one engine under a single login. Whichever you choose, run each prompt in a fresh chat so the model answers it on its own.</w:t>
-      </w:r>
-    </w:p>
-    <w:p>
-      <w:pPr>
-        <w:pStyle w:val="Heading2"/>
-      </w:pPr>
-      <w:r>
         <w:t>How the Examination Is Built</w:t>
       </w:r>
     </w:p>
@@ -243,6 +123,7 @@
         <w:spacing w:after="160" w:line="300" w:lineRule="auto"/>
       </w:pPr>
       <w:r>
+        <w:lastRenderedPageBreak/>
         <w:t xml:space="preserve">One question this examination does not ask is who may bring such a case to court. That is the separate matter of standing and timing, taken up in </w:t>
       </w:r>
       <w:r>
@@ -270,50 +151,81 @@
           <w:i/>
           <w:iCs/>
         </w:rPr>
-        <w:t xml:space="preserve">The </w:t>
-      </w:r>
-      <w:proofErr w:type="spellStart"/>
+        <w:t>The Filable Case: Why 2026 and Not Before</w:t>
+      </w:r>
+      <w:r>
+        <w:t>. This chapter tests the merits — whether the law permits the regulatory bar — not the procedure for raising the question. A juror weighing the merits need not know who the plaintiff is.</w:t>
+      </w:r>
+    </w:p>
+    <w:p>
+      <w:pPr>
+        <w:spacing w:after="160" w:line="300" w:lineRule="auto"/>
+      </w:pPr>
+      <w:r>
+        <w:t>What follows is in two parts. Part One is the examination itself — the law, the two advocates, and the diagrams — written to be read by the AI, and available free of charge online at marti124.github.io/Patent_Exam. Part Two is for you: how to run the examination, the prompts to give the AI, and the sheet on which to score what it answers.</w:t>
+      </w:r>
+    </w:p>
+    <w:p/>
+    <w:p>
+      <w:pPr>
+        <w:spacing w:after="160" w:line="300" w:lineRule="auto"/>
+      </w:pPr>
+      <w:r>
+        <w:t xml:space="preserve">A note before the materials. Little in Part One is new to a reader who has come this far. The holdings below are the same cases walked in </w:t>
+      </w:r>
       <w:r>
         <w:rPr>
           <w:i/>
           <w:iCs/>
         </w:rPr>
-        <w:t>Filable</w:t>
-      </w:r>
-      <w:proofErr w:type="spellEnd"/>
+        <w:t>The Patent Clause Prong</w:t>
+      </w:r>
+      <w:r>
+        <w:t xml:space="preserve"> and </w:t>
+      </w:r>
       <w:r>
         <w:rPr>
           <w:i/>
           <w:iCs/>
         </w:rPr>
-        <w:t xml:space="preserve"> Case: Why 2026 and Not Before</w:t>
-      </w:r>
-      <w:r>
-        <w:t>. This chapter tests the merits — whether the law permits the regulatory bar — not the procedure for raising the question. A juror weighing the merits need not know who the plaintiff is.</w:t>
-      </w:r>
-    </w:p>
-    <w:p>
-      <w:pPr>
-        <w:spacing w:after="160" w:line="300" w:lineRule="auto"/>
-      </w:pPr>
-      <w:r>
-        <w:t>What follows is in two parts. Part One is the examination itself — the law, the two advocates, and the diagrams — written to be read by the AI, and available in the online edition as a standalone file, the Patent Book Exam PDF. Part Two is for you: how to run the examination, the four prompts to give the AI, and the sheet on which to score what it answers.</w:t>
-      </w:r>
-    </w:p>
-    <w:p>
-      <w:r>
-        <w:br w:type="page"/>
-      </w:r>
-    </w:p>
-    <w:p>
-      <w:pPr>
-        <w:pBdr>
-          <w:bottom w:val="single" w:sz="12" w:space="6" w:color="1A2855"/>
-        </w:pBdr>
-        <w:spacing w:before="120" w:after="200"/>
-        <w:jc w:val="center"/>
-      </w:pPr>
-      <w:r>
+        <w:t>The Takings Clause Prong</w:t>
+      </w:r>
+      <w:r>
+        <w:t xml:space="preserve"> — </w:t>
+      </w:r>
+      <w:r>
+        <w:rPr>
+          <w:i/>
+          <w:iCs/>
+        </w:rPr>
+        <w:t>Graham</w:t>
+      </w:r>
+      <w:r>
+        <w:t xml:space="preserve">’s grant-and-limitation, </w:t>
+      </w:r>
+      <w:r>
+        <w:rPr>
+          <w:i/>
+          <w:iCs/>
+        </w:rPr>
+        <w:t>Singer</w:t>
+      </w:r>
+      <w:r>
+        <w:t xml:space="preserve">’s public property, </w:t>
+      </w:r>
+      <w:r>
+        <w:rPr>
+          <w:i/>
+          <w:iCs/>
+        </w:rPr>
+        <w:t>Scott Paper</w:t>
+      </w:r>
+      <w:r>
+        <w:t>’s dedication to public use — stripped here to their operative language, the way a court would receive them, with the cases that cut against this book set beside the ones that favor it. You may read Part One as a review, skim it as a checklist, or skip directly to Part Two and let the machines do the reading. The materials are for them.</w:t>
+      </w:r>
+    </w:p>
+    <w:p>
+      <w:pPr>
         <w:rPr>
           <w:b/>
           <w:bCs/>
@@ -321,6 +233,34 @@
           <w:sz w:val="32"/>
           <w:szCs w:val="32"/>
         </w:rPr>
+      </w:pPr>
+      <w:r>
+        <w:rPr>
+          <w:b/>
+          <w:bCs/>
+          <w:color w:val="1A2855"/>
+          <w:sz w:val="32"/>
+          <w:szCs w:val="32"/>
+        </w:rPr>
+        <w:br w:type="page"/>
+      </w:r>
+    </w:p>
+    <w:p>
+      <w:pPr>
+        <w:pBdr>
+          <w:bottom w:val="single" w:sz="12" w:space="6" w:color="1A2855"/>
+        </w:pBdr>
+        <w:spacing w:before="120" w:after="200"/>
+        <w:jc w:val="center"/>
+      </w:pPr>
+      <w:r>
+        <w:rPr>
+          <w:b/>
+          <w:bCs/>
+          <w:color w:val="1A2855"/>
+          <w:sz w:val="32"/>
+          <w:szCs w:val="32"/>
+        </w:rPr>
         <w:lastRenderedPageBreak/>
         <w:t>PART ONE — The Examination Materials (for the AI to read)</w:t>
       </w:r>
@@ -330,7 +270,7 @@
         <w:spacing w:after="160" w:line="300" w:lineRule="auto"/>
       </w:pPr>
       <w:r>
-        <w:t>Everything in this part is the material the AI reads. In the online edition it is published on its own as the Patent Book Exam PDF, under the filename The_Forgotten_Half_of_the_Patent_Clause_Exam.PDF. To run the examination, give the AI that PDF and then one of the four prompts from Part Two. Nothing in this part tells the AI what to conclude.</w:t>
+        <w:t>Everything in this part is the material the AI reads. It is published free of charge online at marti124.github.io/Patent_Exam, where it downloads under the filename The_Forgotten_Half_of_the_Patent_Clause_Exam.pdf. To run the examination, give the AI that PDF and then one of the prompts from Part Two. Nothing in this part tells the AI what to conclude.</w:t>
       </w:r>
     </w:p>
     <w:p>
@@ -379,7 +319,7 @@
         </w:rPr>
         <w:t xml:space="preserve">1. Patterson v. Kentucky, 97 U.S. 501 (1878) — A patent does not exempt the patented article from generally applicable state safety regulation.  Source: </w:t>
       </w:r>
-      <w:hyperlink r:id="rId14">
+      <w:hyperlink r:id="rId7">
         <w:r>
           <w:rPr>
             <w:rFonts w:ascii="Consolas" w:eastAsia="Consolas" w:hAnsi="Consolas" w:cs="Consolas"/>
@@ -444,7 +384,7 @@
         </w:rPr>
         <w:t xml:space="preserve">2. Webber v. Virginia, 103 U.S. 344 (1880) — A patent confers the right to make and sell the invention, but does not place the article beyond the reach of general police-power regulation.  Source: </w:t>
       </w:r>
-      <w:hyperlink r:id="rId15">
+      <w:hyperlink r:id="rId8">
         <w:r>
           <w:rPr>
             <w:rFonts w:ascii="Consolas" w:eastAsia="Consolas" w:hAnsi="Consolas" w:cs="Consolas"/>
@@ -487,29 +427,7 @@
           <w:sz w:val="18"/>
           <w:szCs w:val="18"/>
         </w:rPr>
-        <w:t xml:space="preserve">“Letters patent granted by the United States do not exclude … the tangible property in which the invention or discovery is embodied” from a </w:t>
-      </w:r>
-      <w:proofErr w:type="gramStart"/>
-      <w:r>
-        <w:rPr>
-          <w:rFonts w:ascii="Consolas" w:eastAsia="Consolas" w:hAnsi="Consolas" w:cs="Consolas"/>
-          <w:i/>
-          <w:iCs/>
-          <w:sz w:val="18"/>
-          <w:szCs w:val="18"/>
-        </w:rPr>
-        <w:t>State’s</w:t>
-      </w:r>
-      <w:proofErr w:type="gramEnd"/>
-      <w:r>
-        <w:rPr>
-          <w:rFonts w:ascii="Consolas" w:eastAsia="Consolas" w:hAnsi="Consolas" w:cs="Consolas"/>
-          <w:i/>
-          <w:iCs/>
-          <w:sz w:val="18"/>
-          <w:szCs w:val="18"/>
-        </w:rPr>
-        <w:t xml:space="preserve"> tax or license law.</w:t>
+        <w:t>“Letters patent granted by the United States do not exclude … the tangible property in which the invention or discovery is embodied” from a State’s tax or license law.</w:t>
       </w:r>
     </w:p>
     <w:p>
@@ -531,7 +449,7 @@
         </w:rPr>
         <w:t xml:space="preserve">3. James v. Campbell, 104 U.S. 356 (1882) — A patent is private property; the federal government's use of a patented invention is a taking for which the owner must be compensated.  Source: </w:t>
       </w:r>
-      <w:hyperlink r:id="rId16">
+      <w:hyperlink r:id="rId9">
         <w:r>
           <w:rPr>
             <w:rFonts w:ascii="Consolas" w:eastAsia="Consolas" w:hAnsi="Consolas" w:cs="Consolas"/>
@@ -596,7 +514,7 @@
         </w:rPr>
         <w:t xml:space="preserve">4. Singer Manufacturing Co. v. June Manufacturing Co., 163 U.S. 169 (1896) — When the patents on a machine expire, its form becomes public property, free for anyone to make.  Source: </w:t>
       </w:r>
-      <w:hyperlink r:id="rId17">
+      <w:hyperlink r:id="rId10">
         <w:r>
           <w:rPr>
             <w:rFonts w:ascii="Consolas" w:eastAsia="Consolas" w:hAnsi="Consolas" w:cs="Consolas"/>
@@ -662,7 +580,7 @@
         </w:rPr>
         <w:t xml:space="preserve">5. McCormick Harvesting Machine Co. v. Aultman, 169 U.S. 606 (1898) — Once a patent issues it is the property of the patentee; only a court, not the granting agency, may set it aside.  Source: </w:t>
       </w:r>
-      <w:hyperlink r:id="rId18">
+      <w:hyperlink r:id="rId11">
         <w:r>
           <w:rPr>
             <w:rFonts w:ascii="Consolas" w:eastAsia="Consolas" w:hAnsi="Consolas" w:cs="Consolas"/>
@@ -727,7 +645,7 @@
         </w:rPr>
         <w:t xml:space="preserve">6. Pennsylvania Coal Co. v. Mahon, 260 U.S. 393 (1922) — A regulation that diminishes property value too far may constitute a taking.  Source: </w:t>
       </w:r>
-      <w:hyperlink r:id="rId19">
+      <w:hyperlink r:id="rId12">
         <w:r>
           <w:rPr>
             <w:rFonts w:ascii="Consolas" w:eastAsia="Consolas" w:hAnsi="Consolas" w:cs="Consolas"/>
@@ -790,27 +708,9 @@
           <w:sz w:val="20"/>
           <w:szCs w:val="20"/>
         </w:rPr>
-        <w:t xml:space="preserve">7. Scott Paper Co. v. </w:t>
-      </w:r>
-      <w:proofErr w:type="spellStart"/>
-      <w:r>
-        <w:rPr>
-          <w:rFonts w:ascii="Consolas" w:eastAsia="Consolas" w:hAnsi="Consolas" w:cs="Consolas"/>
-          <w:sz w:val="20"/>
-          <w:szCs w:val="20"/>
-        </w:rPr>
-        <w:t>Marcalus</w:t>
-      </w:r>
-      <w:proofErr w:type="spellEnd"/>
-      <w:r>
-        <w:rPr>
-          <w:rFonts w:ascii="Consolas" w:eastAsia="Consolas" w:hAnsi="Consolas" w:cs="Consolas"/>
-          <w:sz w:val="20"/>
-          <w:szCs w:val="20"/>
-        </w:rPr>
-        <w:t xml:space="preserve"> Manufacturing Co., 326 U.S. 249 (1945) — The patent laws dedicate to public use the invention of an expired patent; no one may withhold that invention from public use.  Source: </w:t>
-      </w:r>
-      <w:hyperlink r:id="rId20">
+        <w:t xml:space="preserve">7. Scott Paper Co. v. Marcalus Manufacturing Co., 326 U.S. 249 (1945) — The patent laws dedicate to public use the invention of an expired patent; no one may withhold that invention from public use.  Source: </w:t>
+      </w:r>
+      <w:hyperlink r:id="rId13">
         <w:r>
           <w:rPr>
             <w:rFonts w:ascii="Consolas" w:eastAsia="Consolas" w:hAnsi="Consolas" w:cs="Consolas"/>
@@ -875,7 +775,7 @@
         </w:rPr>
         <w:t xml:space="preserve">8. Bolling v. Sharpe, 347 U.S. 497 (1954) — The Fifth Amendment’s Due Process Clause imposes on the federal government an equal-protection obligation comparable to that the Fourteenth Amendment imposes on the states; federal action that draws unjustified distinctions between similarly situated persons is unconstitutional.  Source: </w:t>
       </w:r>
-      <w:hyperlink r:id="rId21">
+      <w:hyperlink r:id="rId14">
         <w:r>
           <w:rPr>
             <w:rFonts w:ascii="Consolas" w:eastAsia="Consolas" w:hAnsi="Consolas" w:cs="Consolas"/>
@@ -918,29 +818,7 @@
           <w:sz w:val="18"/>
           <w:szCs w:val="18"/>
         </w:rPr>
-        <w:t>“The concepts of equal protection and due process … are not mutually exclusive. … [D]</w:t>
-      </w:r>
-      <w:proofErr w:type="spellStart"/>
-      <w:r>
-        <w:rPr>
-          <w:rFonts w:ascii="Consolas" w:eastAsia="Consolas" w:hAnsi="Consolas" w:cs="Consolas"/>
-          <w:i/>
-          <w:iCs/>
-          <w:sz w:val="18"/>
-          <w:szCs w:val="18"/>
-        </w:rPr>
-        <w:t>iscrimination</w:t>
-      </w:r>
-      <w:proofErr w:type="spellEnd"/>
-      <w:r>
-        <w:rPr>
-          <w:rFonts w:ascii="Consolas" w:eastAsia="Consolas" w:hAnsi="Consolas" w:cs="Consolas"/>
-          <w:i/>
-          <w:iCs/>
-          <w:sz w:val="18"/>
-          <w:szCs w:val="18"/>
-        </w:rPr>
-        <w:t xml:space="preserve"> may be so unjustifiable as to be violative of due process.” It would be “unthinkable that the same Constitution would impose a lesser duty on the Federal Government.”</w:t>
+        <w:t>“The concepts of equal protection and due process … are not mutually exclusive. … [D]iscrimination may be so unjustifiable as to be violative of due process.” It would be “unthinkable that the same Constitution would impose a lesser duty on the Federal Government.”</w:t>
       </w:r>
     </w:p>
     <w:p>
@@ -962,7 +840,7 @@
         </w:rPr>
         <w:t xml:space="preserve">9. Williamson v. Lee Optical of Oklahoma, Inc., 348 U.S. 483 (1955) — Economic regulation is upheld under rational-basis review if it is rationally related to a legitimate government interest.  Source: </w:t>
       </w:r>
-      <w:hyperlink r:id="rId22">
+      <w:hyperlink r:id="rId15">
         <w:r>
           <w:rPr>
             <w:rFonts w:ascii="Consolas" w:eastAsia="Consolas" w:hAnsi="Consolas" w:cs="Consolas"/>
@@ -1038,7 +916,7 @@
         </w:rPr>
         <w:t xml:space="preserve">10. Sears, Roebuck &amp; Co. v. Stiffel Co., 376 U.S. 225 (1964) — An article whose patent has expired is in the public domain and may be made and sold by anyone.  Source: </w:t>
       </w:r>
-      <w:hyperlink r:id="rId23">
+      <w:hyperlink r:id="rId16">
         <w:r>
           <w:rPr>
             <w:rFonts w:ascii="Consolas" w:eastAsia="Consolas" w:hAnsi="Consolas" w:cs="Consolas"/>
@@ -1103,7 +981,7 @@
         </w:rPr>
         <w:t xml:space="preserve">11. Graham v. John Deere Co., 383 U.S. 1 (1966) — The Patent Clause is both a grant of power and a limitation on it; Congress, in exercising the patent power, may not overreach the restraints imposed by the clause's stated purpose.  Source: </w:t>
       </w:r>
-      <w:hyperlink r:id="rId24">
+      <w:hyperlink r:id="rId17">
         <w:r>
           <w:rPr>
             <w:rFonts w:ascii="Consolas" w:eastAsia="Consolas" w:hAnsi="Consolas" w:cs="Consolas"/>
@@ -1168,7 +1046,7 @@
         </w:rPr>
         <w:t xml:space="preserve">12. United States Department of Agriculture v. Moreno, 413 U.S. 528 (1973) — A classification fails rational-basis review where the only rationale for it is a bare desire to harm a disfavored group.  Source: </w:t>
       </w:r>
-      <w:hyperlink r:id="rId25">
+      <w:hyperlink r:id="rId18">
         <w:r>
           <w:rPr>
             <w:rFonts w:ascii="Consolas" w:eastAsia="Consolas" w:hAnsi="Consolas" w:cs="Consolas"/>
@@ -1233,7 +1111,7 @@
         </w:rPr>
         <w:t xml:space="preserve">13. Penn Central Transportation Co. v. New York City, 438 U.S. 104 (1978) — Whether a regulation is a taking is judged by weighing its economic impact, its interference with investment-backed expectations, and the character of the government action.  Source: </w:t>
       </w:r>
-      <w:hyperlink r:id="rId26">
+      <w:hyperlink r:id="rId19">
         <w:r>
           <w:rPr>
             <w:rFonts w:ascii="Consolas" w:eastAsia="Consolas" w:hAnsi="Consolas" w:cs="Consolas"/>
@@ -1298,7 +1176,7 @@
         </w:rPr>
         <w:t xml:space="preserve">14. Andrus v. Allard, 444 U.S. 51 (1979) — A federal ban on the commercial sale of lawfully held property is not necessarily a taking where other uses of the property remain.  Source: </w:t>
       </w:r>
-      <w:hyperlink r:id="rId27">
+      <w:hyperlink r:id="rId20">
         <w:r>
           <w:rPr>
             <w:rFonts w:ascii="Consolas" w:eastAsia="Consolas" w:hAnsi="Consolas" w:cs="Consolas"/>
@@ -1372,7 +1250,7 @@
         <w:lastRenderedPageBreak/>
         <w:t xml:space="preserve">legal obligation tied to an invention remains enforceable whether or not the invention is patented.  Source: </w:t>
       </w:r>
-      <w:hyperlink r:id="rId28">
+      <w:hyperlink r:id="rId21">
         <w:r>
           <w:rPr>
             <w:rFonts w:ascii="Consolas" w:eastAsia="Consolas" w:hAnsi="Consolas" w:cs="Consolas"/>
@@ -1437,7 +1315,7 @@
         </w:rPr>
         <w:t xml:space="preserve">16. Loretto v. Teleprompter Manhattan CATV Corp., 458 U.S. 419 (1982) — A permanent physical occupation of property is a per se taking.  Source: </w:t>
       </w:r>
-      <w:hyperlink r:id="rId29">
+      <w:hyperlink r:id="rId22">
         <w:r>
           <w:rPr>
             <w:rFonts w:ascii="Consolas" w:eastAsia="Consolas" w:hAnsi="Consolas" w:cs="Consolas"/>
@@ -1502,7 +1380,7 @@
         </w:rPr>
         <w:t xml:space="preserve">17. Ruckelshaus v. Monsanto Co., 467 U.S. 986 (1984) — Intangible property, such as a trade secret, is protected property under the Takings Clause.  Source: </w:t>
       </w:r>
-      <w:hyperlink r:id="rId30">
+      <w:hyperlink r:id="rId23">
         <w:r>
           <w:rPr>
             <w:rFonts w:ascii="Consolas" w:eastAsia="Consolas" w:hAnsi="Consolas" w:cs="Consolas"/>
@@ -1567,7 +1445,7 @@
         </w:rPr>
         <w:t xml:space="preserve">18. City of Cleburne v. Cleburne Living Center, 473 U.S. 432 (1985) — A classification fails rational-basis review where it rests only on irrational prejudice against a disfavored group.  Source: </w:t>
       </w:r>
-      <w:hyperlink r:id="rId31">
+      <w:hyperlink r:id="rId24">
         <w:r>
           <w:rPr>
             <w:rFonts w:ascii="Consolas" w:eastAsia="Consolas" w:hAnsi="Consolas" w:cs="Consolas"/>
@@ -1632,7 +1510,7 @@
         </w:rPr>
         <w:t xml:space="preserve">19. First English Evangelical Lutheran Church v. County of Los Angeles, 482 U.S. 304 (1987) — The Takings Clause does not forbid the government from taking property; it requires compensation when a taking occurs.  Source: </w:t>
       </w:r>
-      <w:hyperlink r:id="rId32">
+      <w:hyperlink r:id="rId25">
         <w:r>
           <w:rPr>
             <w:rFonts w:ascii="Consolas" w:eastAsia="Consolas" w:hAnsi="Consolas" w:cs="Consolas"/>
@@ -1697,7 +1575,7 @@
         </w:rPr>
         <w:t xml:space="preserve">20. Bonito Boats, Inc. v. Thunder Craft Boats, Inc., 489 U.S. 141 (1989) — Federal patent law leaves unpatented and patent-expired designs free for the public to copy; a government may not pull them back out of the public domain.  Source: </w:t>
       </w:r>
-      <w:hyperlink r:id="rId33">
+      <w:hyperlink r:id="rId26">
         <w:r>
           <w:rPr>
             <w:rFonts w:ascii="Consolas" w:eastAsia="Consolas" w:hAnsi="Consolas" w:cs="Consolas"/>
@@ -1740,29 +1618,7 @@
           <w:sz w:val="18"/>
           <w:szCs w:val="18"/>
         </w:rPr>
-        <w:t>“[F]</w:t>
-      </w:r>
-      <w:proofErr w:type="spellStart"/>
-      <w:r>
-        <w:rPr>
-          <w:rFonts w:ascii="Consolas" w:eastAsia="Consolas" w:hAnsi="Consolas" w:cs="Consolas"/>
-          <w:i/>
-          <w:iCs/>
-          <w:sz w:val="18"/>
-          <w:szCs w:val="18"/>
-        </w:rPr>
-        <w:t>ree</w:t>
-      </w:r>
-      <w:proofErr w:type="spellEnd"/>
-      <w:r>
-        <w:rPr>
-          <w:rFonts w:ascii="Consolas" w:eastAsia="Consolas" w:hAnsi="Consolas" w:cs="Consolas"/>
-          <w:i/>
-          <w:iCs/>
-          <w:sz w:val="18"/>
-          <w:szCs w:val="18"/>
-        </w:rPr>
-        <w:t xml:space="preserve"> exploitation of ideas will be the rule, to which the protection of a federal patent is the exception.” Federal law leaves patent-expired designs free for the public to copy.</w:t>
+        <w:t>“[F]ree exploitation of ideas will be the rule, to which the protection of a federal patent is the exception.” Federal law leaves patent-expired designs free for the public to copy.</w:t>
       </w:r>
     </w:p>
     <w:p>
@@ -1785,7 +1641,7 @@
         <w:lastRenderedPageBreak/>
         <w:t xml:space="preserve">21. Lucas v. South Carolina Coastal Council, 505 U.S. 1003 (1992) — A regulation that denies an owner all economically beneficial use of property is a per se taking.  Source: </w:t>
       </w:r>
-      <w:hyperlink r:id="rId34">
+      <w:hyperlink r:id="rId27">
         <w:r>
           <w:rPr>
             <w:rFonts w:ascii="Consolas" w:eastAsia="Consolas" w:hAnsi="Consolas" w:cs="Consolas"/>
@@ -1848,27 +1704,9 @@
           <w:sz w:val="20"/>
           <w:szCs w:val="20"/>
         </w:rPr>
-        <w:t xml:space="preserve">22. </w:t>
-      </w:r>
-      <w:proofErr w:type="spellStart"/>
-      <w:r>
-        <w:rPr>
-          <w:rFonts w:ascii="Consolas" w:eastAsia="Consolas" w:hAnsi="Consolas" w:cs="Consolas"/>
-          <w:sz w:val="20"/>
-          <w:szCs w:val="20"/>
-        </w:rPr>
-        <w:t>Adarand</w:t>
-      </w:r>
-      <w:proofErr w:type="spellEnd"/>
-      <w:r>
-        <w:rPr>
-          <w:rFonts w:ascii="Consolas" w:eastAsia="Consolas" w:hAnsi="Consolas" w:cs="Consolas"/>
-          <w:sz w:val="20"/>
-          <w:szCs w:val="20"/>
-        </w:rPr>
-        <w:t xml:space="preserve"> Constructors, Inc. v. Peña, 515 U.S. 200 (1995) — The Fifth Amendment imposes on the federal government an equal-protection requirement equivalent to the one the Fourteenth Amendment imposes on the states.  Source: </w:t>
-      </w:r>
-      <w:hyperlink r:id="rId35">
+        <w:t xml:space="preserve">22. Adarand Constructors, Inc. v. Peña, 515 U.S. 200 (1995) — The Fifth Amendment imposes on the federal government an equal-protection requirement equivalent to the one the Fourteenth Amendment imposes on the states.  Source: </w:t>
+      </w:r>
+      <w:hyperlink r:id="rId28">
         <w:r>
           <w:rPr>
             <w:rFonts w:ascii="Consolas" w:eastAsia="Consolas" w:hAnsi="Consolas" w:cs="Consolas"/>
@@ -1933,7 +1771,7 @@
         </w:rPr>
         <w:t xml:space="preserve">23. Romer v. Evans, 517 U.S. 620 (1996) — A classification fails even rational-basis review where it is explained only by animus toward those it disadvantages.  Source: </w:t>
       </w:r>
-      <w:hyperlink r:id="rId36">
+      <w:hyperlink r:id="rId29">
         <w:r>
           <w:rPr>
             <w:rFonts w:ascii="Consolas" w:eastAsia="Consolas" w:hAnsi="Consolas" w:cs="Consolas"/>
@@ -1998,7 +1836,7 @@
         </w:rPr>
         <w:t xml:space="preserve">24. Florida Prepaid Postsecondary Education Expense Board v. College Savings Bank, 527 U.S. 627 (1999) — A patent is a form of property, protected as other property is.  Source: </w:t>
       </w:r>
-      <w:hyperlink r:id="rId37">
+      <w:hyperlink r:id="rId30">
         <w:r>
           <w:rPr>
             <w:rFonts w:ascii="Consolas" w:eastAsia="Consolas" w:hAnsi="Consolas" w:cs="Consolas"/>
@@ -2063,7 +1901,7 @@
         </w:rPr>
         <w:t xml:space="preserve">25. Eldred v. Ashcroft, 537 U.S. 186 (2003) — A copyright-term extension did not violate the “limited Times” prescription; Congress receives substantial deference in setting the duration of intellectual-property rights.  Source: </w:t>
       </w:r>
-      <w:hyperlink r:id="rId38">
+      <w:hyperlink r:id="rId31">
         <w:r>
           <w:rPr>
             <w:rFonts w:ascii="Consolas" w:eastAsia="Consolas" w:hAnsi="Consolas" w:cs="Consolas"/>
@@ -2128,7 +1966,7 @@
         </w:rPr>
         <w:t xml:space="preserve">26. Arkansas Game &amp; Fish Commission v. United States, 568 U.S. 23 (2012) — Even temporary government-induced invasions of property may constitute takings.  Source: </w:t>
       </w:r>
-      <w:hyperlink r:id="rId39">
+      <w:hyperlink r:id="rId32">
         <w:r>
           <w:rPr>
             <w:rFonts w:ascii="Consolas" w:eastAsia="Consolas" w:hAnsi="Consolas" w:cs="Consolas"/>
@@ -2171,29 +2009,7 @@
           <w:sz w:val="18"/>
           <w:szCs w:val="18"/>
         </w:rPr>
-        <w:t>“[G]</w:t>
-      </w:r>
-      <w:proofErr w:type="spellStart"/>
-      <w:r>
-        <w:rPr>
-          <w:rFonts w:ascii="Consolas" w:eastAsia="Consolas" w:hAnsi="Consolas" w:cs="Consolas"/>
-          <w:i/>
-          <w:iCs/>
-          <w:sz w:val="18"/>
-          <w:szCs w:val="18"/>
-        </w:rPr>
-        <w:t>overnment</w:t>
-      </w:r>
-      <w:proofErr w:type="spellEnd"/>
-      <w:r>
-        <w:rPr>
-          <w:rFonts w:ascii="Consolas" w:eastAsia="Consolas" w:hAnsi="Consolas" w:cs="Consolas"/>
-          <w:i/>
-          <w:iCs/>
-          <w:sz w:val="18"/>
-          <w:szCs w:val="18"/>
-        </w:rPr>
-        <w:t>-induced flooding temporary in duration gains no automatic exemption from Takings Clause inspection.”</w:t>
+        <w:t>“[G]overnment-induced flooding temporary in duration gains no automatic exemption from Takings Clause inspection.”</w:t>
       </w:r>
     </w:p>
     <w:p>
@@ -2216,7 +2032,7 @@
         <w:lastRenderedPageBreak/>
         <w:t xml:space="preserve">27. Horne v. Department of Agriculture, 576 U.S. 350 (2015) — The per se takings rule applies with full force to the appropriation of personal property.  Source: </w:t>
       </w:r>
-      <w:hyperlink r:id="rId40">
+      <w:hyperlink r:id="rId33">
         <w:r>
           <w:rPr>
             <w:rFonts w:ascii="Consolas" w:eastAsia="Consolas" w:hAnsi="Consolas" w:cs="Consolas"/>
@@ -2281,7 +2097,7 @@
         </w:rPr>
         <w:t xml:space="preserve">28. Kimble v. Marvel Entertainment, LLC, 576 U.S. 446 (2015) — When a patent expires, the right to make or use the article, free from all restriction, passes to the public.  Source: </w:t>
       </w:r>
-      <w:hyperlink r:id="rId41">
+      <w:hyperlink r:id="rId34">
         <w:r>
           <w:rPr>
             <w:rFonts w:ascii="Consolas" w:eastAsia="Consolas" w:hAnsi="Consolas" w:cs="Consolas"/>
@@ -2346,7 +2162,7 @@
         </w:rPr>
         <w:t xml:space="preserve">29. Cedar Point Nursery v. Hassid, 594 U.S. 139 (2021) — A regulation granting third parties a right of physical access to property, even for limited hours, is a per se physical taking.  Source: </w:t>
       </w:r>
-      <w:hyperlink r:id="rId42">
+      <w:hyperlink r:id="rId35">
         <w:r>
           <w:rPr>
             <w:rFonts w:ascii="Consolas" w:eastAsia="Consolas" w:hAnsi="Consolas" w:cs="Consolas"/>
@@ -2411,7 +2227,7 @@
         </w:rPr>
         <w:t xml:space="preserve">30. Tyler v. Hennepin County, 598 U.S. 631 (2023) — The government cannot declare away a property interest that the law has historically recognized.  Source: </w:t>
       </w:r>
-      <w:hyperlink r:id="rId43">
+      <w:hyperlink r:id="rId36">
         <w:r>
           <w:rPr>
             <w:rFonts w:ascii="Consolas" w:eastAsia="Consolas" w:hAnsi="Consolas" w:cs="Consolas"/>
@@ -2476,7 +2292,7 @@
         </w:rPr>
         <w:t xml:space="preserve">31. Sheetz v. County of El Dorado, 601 U.S. 267 (2024) — A permit condition imposed by general legislation is still subject to takings scrutiny.  Source: </w:t>
       </w:r>
-      <w:hyperlink r:id="rId44">
+      <w:hyperlink r:id="rId37">
         <w:r>
           <w:rPr>
             <w:rFonts w:ascii="Consolas" w:eastAsia="Consolas" w:hAnsi="Consolas" w:cs="Consolas"/>
@@ -2560,7 +2376,7 @@
         </w:rPr>
         <w:t xml:space="preserve">  Source: </w:t>
       </w:r>
-      <w:hyperlink r:id="rId45">
+      <w:hyperlink r:id="rId38">
         <w:r>
           <w:rPr>
             <w:color w:val="0563C1"/>
@@ -2642,7 +2458,7 @@
         </w:rPr>
         <w:t xml:space="preserve">  Source: </w:t>
       </w:r>
-      <w:hyperlink r:id="rId46">
+      <w:hyperlink r:id="rId39">
         <w:r>
           <w:rPr>
             <w:color w:val="0563C1"/>
@@ -2713,7 +2529,7 @@
         </w:rPr>
         <w:t xml:space="preserve">  Source: </w:t>
       </w:r>
-      <w:hyperlink r:id="rId47">
+      <w:hyperlink r:id="rId40">
         <w:r>
           <w:rPr>
             <w:color w:val="0563C1"/>
@@ -2804,7 +2620,7 @@
         </w:rPr>
         <w:t xml:space="preserve">  Source: </w:t>
       </w:r>
-      <w:hyperlink r:id="rId48">
+      <w:hyperlink r:id="rId41">
         <w:r>
           <w:rPr>
             <w:color w:val="0563C1"/>
@@ -2846,29 +2662,7 @@
           <w:sz w:val="18"/>
           <w:szCs w:val="18"/>
         </w:rPr>
-        <w:t>35 U.S.C. §154(a)(2): “[S]</w:t>
-      </w:r>
-      <w:proofErr w:type="spellStart"/>
-      <w:r>
-        <w:rPr>
-          <w:rFonts w:ascii="Consolas" w:eastAsia="Consolas" w:hAnsi="Consolas" w:cs="Consolas"/>
-          <w:i/>
-          <w:iCs/>
-          <w:sz w:val="18"/>
-          <w:szCs w:val="18"/>
-        </w:rPr>
-        <w:t>uch</w:t>
-      </w:r>
-      <w:proofErr w:type="spellEnd"/>
-      <w:r>
-        <w:rPr>
-          <w:rFonts w:ascii="Consolas" w:eastAsia="Consolas" w:hAnsi="Consolas" w:cs="Consolas"/>
-          <w:i/>
-          <w:iCs/>
-          <w:sz w:val="18"/>
-          <w:szCs w:val="18"/>
-        </w:rPr>
-        <w:t xml:space="preserve"> grant shall be for a term beginning on the date on which the patent issues and ending 20 years from the date on which the application for the patent was filed in the United States.”</w:t>
+        <w:t>35 U.S.C. §154(a)(2): “[S]uch grant shall be for a term beginning on the date on which the patent issues and ending 20 years from the date on which the application for the patent was filed in the United States.”</w:t>
       </w:r>
     </w:p>
     <w:p>
@@ -2916,7 +2710,7 @@
         </w:rPr>
         <w:t xml:space="preserve">1. Clean Air Act, Pub. L. No. 91-604 (1970), as amended 1977 and 1990; codified at 42 U.S.C. 7401 et seq. Authorizes the EPA to set and enforce air-quality and motor-vehicle emissions standards.  Source: </w:t>
       </w:r>
-      <w:hyperlink r:id="rId49">
+      <w:hyperlink r:id="rId42">
         <w:r>
           <w:rPr>
             <w:rFonts w:ascii="Consolas" w:eastAsia="Consolas" w:hAnsi="Consolas" w:cs="Consolas"/>
@@ -2959,29 +2753,7 @@
           <w:sz w:val="18"/>
           <w:szCs w:val="18"/>
         </w:rPr>
-        <w:t xml:space="preserve">42 U.S.C. §7521(a)(1): “The Administrator shall by regulation prescribe (and from </w:t>
-      </w:r>
-      <w:proofErr w:type="gramStart"/>
-      <w:r>
-        <w:rPr>
-          <w:rFonts w:ascii="Consolas" w:eastAsia="Consolas" w:hAnsi="Consolas" w:cs="Consolas"/>
-          <w:i/>
-          <w:iCs/>
-          <w:sz w:val="18"/>
-          <w:szCs w:val="18"/>
-        </w:rPr>
-        <w:t>time to time</w:t>
-      </w:r>
-      <w:proofErr w:type="gramEnd"/>
-      <w:r>
-        <w:rPr>
-          <w:rFonts w:ascii="Consolas" w:eastAsia="Consolas" w:hAnsi="Consolas" w:cs="Consolas"/>
-          <w:i/>
-          <w:iCs/>
-          <w:sz w:val="18"/>
-          <w:szCs w:val="18"/>
-        </w:rPr>
-        <w:t xml:space="preserve"> revise) … standards applicable to the emission of any air pollutant from any class or classes of new motor vehicles or new motor vehicle engines … Such standards shall be applicable to such vehicles and engines for their useful life.”</w:t>
+        <w:t>42 U.S.C. §7521(a)(1): “The Administrator shall by regulation prescribe (and from time to time revise) … standards applicable to the emission of any air pollutant from any class or classes of new motor vehicles or new motor vehicle engines … Such standards shall be applicable to such vehicles and engines for their useful life.”</w:t>
       </w:r>
     </w:p>
     <w:p>
@@ -3012,7 +2784,7 @@
         <w:lastRenderedPageBreak/>
         <w:t xml:space="preserve">Economy program at 49 U.S.C. 32902.  Source: </w:t>
       </w:r>
-      <w:hyperlink r:id="rId50">
+      <w:hyperlink r:id="rId43">
         <w:r>
           <w:rPr>
             <w:rFonts w:ascii="Consolas" w:eastAsia="Consolas" w:hAnsi="Consolas" w:cs="Consolas"/>
@@ -3044,7 +2816,7 @@
         </w:rPr>
         <w:t xml:space="preserve">3. National Appliance Energy Conservation Act of 1987, Pub. L. No. 100-12, amending the Energy Policy and Conservation Act. Added the anti-backsliding provision at 42 U.S.C. 6295(o)(1), which provides that a federal energy-efficiency standard may be made more stringent over time but may not be made less stringent than the standard already in force.  Source: </w:t>
       </w:r>
-      <w:hyperlink r:id="rId51">
+      <w:hyperlink r:id="rId44">
         <w:r>
           <w:rPr>
             <w:rFonts w:ascii="Consolas" w:eastAsia="Consolas" w:hAnsi="Consolas" w:cs="Consolas"/>
@@ -3076,7 +2848,7 @@
         </w:rPr>
         <w:t xml:space="preserve">4. Federal motor-vehicle safety authority: the Federal Motor Vehicle Safety Standards, administered by NHTSA and codified at 49 C.F.R. Part 571. A vehicle offered for sale new must comply with the standards in force for its model year.  Source: </w:t>
       </w:r>
-      <w:hyperlink r:id="rId52">
+      <w:hyperlink r:id="rId45">
         <w:r>
           <w:rPr>
             <w:rFonts w:ascii="Consolas" w:eastAsia="Consolas" w:hAnsi="Consolas" w:cs="Consolas"/>
@@ -3126,25 +2898,7 @@
           <w:sz w:val="20"/>
           <w:szCs w:val="20"/>
         </w:rPr>
-        <w:t xml:space="preserve">6. The tightening is concrete. Under the Tier 1 standards (40 C.F.R. § 86.708-94, Table H94-4, full useful life; promulgated at 56 Fed. Reg. 25781, June 5, 1991), a gasoline passenger car met a full-useful-life NOx limit of 0.60 g/mi; light trucks were regulated on separate, weight-tiered limits set looser than the passenger-car standard. Under Tier 2 (40 C.F.R. § 86.1811-04; definitions at § 86.1803-01), cars and light trucks alike were brought to a single fleet-average NOx standard of 0.07 g/mi — for passenger cars, nearly a ninefold reduction — phased in from model year 2004 for cars and lighter trucks and from 2008 for the heaviest. Under Tier 3 (40 C.F.R. § 86.1811-17), both must meet a combined </w:t>
-      </w:r>
-      <w:proofErr w:type="spellStart"/>
-      <w:r>
-        <w:rPr>
-          <w:rFonts w:ascii="Consolas" w:eastAsia="Consolas" w:hAnsi="Consolas" w:cs="Consolas"/>
-          <w:sz w:val="20"/>
-          <w:szCs w:val="20"/>
-        </w:rPr>
-        <w:t>NMOG+NOx</w:t>
-      </w:r>
-      <w:proofErr w:type="spellEnd"/>
-      <w:r>
-        <w:rPr>
-          <w:rFonts w:ascii="Consolas" w:eastAsia="Consolas" w:hAnsi="Consolas" w:cs="Consolas"/>
-          <w:sz w:val="20"/>
-          <w:szCs w:val="20"/>
-        </w:rPr>
-        <w:t xml:space="preserve"> fleet average of 0.030 g/mi at full useful life — less than half the Tier 2 NOx figure, and now folding in the organic gases earlier tiers measured separately.</w:t>
+        <w:t>6. The tightening is concrete. Under the Tier 1 standards (40 C.F.R. § 86.708-94, Table H94-4, full useful life; promulgated at 56 Fed. Reg. 25781, June 5, 1991), a gasoline passenger car met a full-useful-life NOx limit of 0.60 g/mi; light trucks were regulated on separate, weight-tiered limits set looser than the passenger-car standard. Under Tier 2 (40 C.F.R. § 86.1811-04; definitions at § 86.1803-01), cars and light trucks alike were brought to a single fleet-average NOx standard of 0.07 g/mi — for passenger cars, nearly a ninefold reduction — phased in from model year 2004 for cars and lighter trucks and from 2008 for the heaviest. Under Tier 3 (40 C.F.R. § 86.1811-17), both must meet a combined NMOG+NOx fleet average of 0.030 g/mi at full useful life — less than half the Tier 2 NOx figure, and now folding in the organic gases earlier tiers measured separately.</w:t>
       </w:r>
     </w:p>
     <w:p>
@@ -3180,7 +2934,7 @@
         </w:rPr>
         <w:t xml:space="preserve">6. Chevron U.S.A., Inc. v. Natural Resources Defense Council, Inc., 467 U.S. 837 (1984), as limited by Loper Bright Enterprises v. Raimondo, 603 U.S. 369 (2024) — Courts formerly deferred to an agency's reasonable reading of an ambiguous statute it administers; Loper Bright ended that deference, requiring courts to determine the best reading of the statute themselves.  Source: </w:t>
       </w:r>
-      <w:hyperlink r:id="rId53">
+      <w:hyperlink r:id="rId46">
         <w:r>
           <w:rPr>
             <w:rFonts w:ascii="Consolas" w:eastAsia="Consolas" w:hAnsi="Consolas" w:cs="Consolas"/>
@@ -3254,7 +3008,7 @@
         <w:lastRenderedPageBreak/>
         <w:t xml:space="preserve">economic and political significance must point to clear congressional authorization.  Source: </w:t>
       </w:r>
-      <w:hyperlink r:id="rId54">
+      <w:hyperlink r:id="rId47">
         <w:r>
           <w:rPr>
             <w:rFonts w:ascii="Consolas" w:eastAsia="Consolas" w:hAnsi="Consolas" w:cs="Consolas"/>
@@ -3336,15 +3090,7 @@
         <w:ind w:left="360" w:hanging="240"/>
       </w:pPr>
       <w:r>
-        <w:t xml:space="preserve">•  A faithful remake of a patent-expired design is treated as a new current-year product. </w:t>
-      </w:r>
-      <w:proofErr w:type="gramStart"/>
-      <w:r>
-        <w:t>So</w:t>
-      </w:r>
-      <w:proofErr w:type="gramEnd"/>
-      <w:r>
-        <w:t xml:space="preserve"> it must meet today’s standards, not the platform-year standards the original lawfully met and still carries through grandfathering. The remake is barred — not because the design was unlawful when certified, and not because the public seeks freedom from regulation, but because the compliance year has been shifted forward after the public’s right finally vests. The effect is to preserve the original manufacturer’s protection from low-cost remake competition with no terminus, defeating the public’s half of the bargain.</w:t>
+        <w:t>•  A faithful remake of a patent-expired design is treated as a new current-year product. So it must meet today’s standards, not the platform-year standards the original lawfully met and still carries through grandfathering. The remake is barred — not because the design was unlawful when certified, and not because the public seeks freedom from regulation, but because the compliance year has been shifted forward after the public’s right finally vests. The effect is to preserve the original manufacturer’s protection from low-cost remake competition with no terminus, defeating the public’s half of the bargain.</w:t>
       </w:r>
     </w:p>
     <w:p>
@@ -3353,15 +3099,7 @@
         <w:ind w:left="360" w:hanging="240"/>
       </w:pPr>
       <w:r>
-        <w:t xml:space="preserve">•  The bar operates through regulation, but its source of power cannot save it. An agency holds no power </w:t>
-      </w:r>
-      <w:proofErr w:type="gramStart"/>
-      <w:r>
-        <w:t>its</w:t>
-      </w:r>
-      <w:proofErr w:type="gramEnd"/>
-      <w:r>
-        <w:t xml:space="preserve"> creating Congress did not have. And Congress could not grant perpetual exclusivity over an expired design under any of its powers, because “limited Times” limits the result, not the route. When a specific constitutional provision and a general one bear on the same act, the specific governs: the commerce and spending powers are general, but “limited Times” speaks directly to exclusive rights in inventions, and a general power may not accomplish what a specific provision forbids. The label on the statute does not control; the effect does. A safety or energy rule that, in operation, extends an inventor’s exclusivity past the term the Patent Clause fixed is doing the patent power’s forbidden work under another name. This conclusion is the argument’s own inference from the structure of the enumerated powers; no single case holds it.</w:t>
+        <w:t>•  The bar operates through regulation, but its source of power cannot save it. An agency holds no power its creating Congress did not have. And Congress could not grant perpetual exclusivity over an expired design under any of its powers, because “limited Times” limits the result, not the route. When a specific constitutional provision and a general one bear on the same act, the specific governs: the commerce and spending powers are general, but “limited Times” speaks directly to exclusive rights in inventions, and a general power may not accomplish what a specific provision forbids. The label on the statute does not control; the effect does. A safety or energy rule that, in operation, extends an inventor’s exclusivity past the term the Patent Clause fixed is doing the patent power’s forbidden work under another name. This conclusion is the argument’s own inference from the structure of the enumerated powers; no single case holds it.</w:t>
       </w:r>
     </w:p>
     <w:p>
@@ -3371,15 +3109,7 @@
       </w:pPr>
       <w:r>
         <w:lastRenderedPageBreak/>
-        <w:t xml:space="preserve">•  The same federal architecture treats the same design differently by who occupies the timeline. The original article, built during the patent holder’s period of exploitation, stays lawful indefinitely under its platform-year certification. The public’s faithful remake — built only after expiration, because the public was forbidden to build earlier — is barred by current-year standards. That is the relevant inequality. It is not merely a date distinction of ordinary safety law. In the patent setting, the date distinction decides whether the public ever receives the invention the Constitution required to pass to it at expiration. Bolling v. Sharpe (1954) and </w:t>
-      </w:r>
-      <w:proofErr w:type="spellStart"/>
-      <w:r>
-        <w:t>Adarand</w:t>
-      </w:r>
-      <w:proofErr w:type="spellEnd"/>
-      <w:r>
-        <w:t xml:space="preserve"> Constructors v. Peña (1995) confirm the federal government is not exempt from equality principles. But the more specific equality here comes from the Patent Clause itself: the patentee’s exclusive period and the public’s post-expiration period must be treated on parity.</w:t>
+        <w:t>•  The same federal architecture treats the same design differently by who occupies the timeline. The original article, built during the patent holder’s period of exploitation, stays lawful indefinitely under its platform-year certification. The public’s faithful remake — built only after expiration, because the public was forbidden to build earlier — is barred by current-year standards. That is the relevant inequality. It is not merely a date distinction of ordinary safety law. In the patent setting, the date distinction decides whether the public ever receives the invention the Constitution required to pass to it at expiration. Bolling v. Sharpe (1954) and Adarand Constructors v. Peña (1995) confirm the federal government is not exempt from equality principles. But the more specific equality here comes from the Patent Clause itself: the patentee’s exclusive period and the public’s post-expiration period must be treated on parity.</w:t>
       </w:r>
     </w:p>
     <w:p>
@@ -3397,15 +3127,7 @@
         <w:ind w:left="360" w:hanging="240"/>
       </w:pPr>
       <w:r>
-        <w:t xml:space="preserve">•  The post-expiration commons </w:t>
-      </w:r>
-      <w:proofErr w:type="gramStart"/>
-      <w:r>
-        <w:t>is</w:t>
-      </w:r>
-      <w:proofErr w:type="gramEnd"/>
-      <w:r>
-        <w:t xml:space="preserve"> not theoretical. Remanufacturers abroad build new vehicles on patent-expired platforms today. The Mahindra Thar, built on the long-expired Jeep CJ platform, earned a five-star current-year crash rating from Bharat NCAP in 2024 and sells new for a fraction of its walled American counterpart. The lesson is not that remakes should be unregulated. It is that lawful remake markets can exist under certification regimes calibrated to the platform built, rather than treating every faithful remake as a newly invented current-year design. The American bar is a policy choice about regulatory timing, not an unavoidable safety necessity.</w:t>
+        <w:t>•  The post-expiration commons is not theoretical. Remanufacturers abroad build new vehicles on patent-expired platforms today. The Mahindra Thar, built on the long-expired Jeep CJ platform, earned a five-star current-year crash rating from Bharat NCAP in 2024 and sells new for a fraction of its walled American counterpart. The lesson is not that remakes should be unregulated. It is that lawful remake markets can exist under certification regimes calibrated to the platform built, rather than treating every faithful remake as a newly invented current-year design. The American bar is a policy choice about regulatory timing, not an unavoidable safety necessity.</w:t>
       </w:r>
     </w:p>
     <w:p>
@@ -3573,7 +3295,7 @@
                     </pic:cNvPicPr>
                   </pic:nvPicPr>
                   <pic:blipFill>
-                    <a:blip r:embed="rId55"/>
+                    <a:blip r:embed="rId48"/>
                     <a:srcRect/>
                     <a:stretch>
                       <a:fillRect/>
@@ -3653,7 +3375,7 @@
                     </pic:cNvPicPr>
                   </pic:nvPicPr>
                   <pic:blipFill>
-                    <a:blip r:embed="rId56"/>
+                    <a:blip r:embed="rId49"/>
                     <a:srcRect/>
                     <a:stretch>
                       <a:fillRect/>
@@ -3733,7 +3455,7 @@
                     </pic:cNvPicPr>
                   </pic:nvPicPr>
                   <pic:blipFill>
-                    <a:blip r:embed="rId57"/>
+                    <a:blip r:embed="rId50"/>
                     <a:srcRect/>
                     <a:stretch>
                       <a:fillRect/>
@@ -3813,7 +3535,7 @@
                     </pic:cNvPicPr>
                   </pic:nvPicPr>
                   <pic:blipFill>
-                    <a:blip r:embed="rId58"/>
+                    <a:blip r:embed="rId51"/>
                     <a:srcRect/>
                     <a:stretch>
                       <a:fillRect/>
@@ -3857,15 +3579,7 @@
         <w:spacing w:after="160" w:line="300" w:lineRule="auto"/>
       </w:pPr>
       <w:r>
-        <w:t xml:space="preserve">Built-to emissions </w:t>
-      </w:r>
-      <w:proofErr w:type="gramStart"/>
-      <w:r>
-        <w:t>is</w:t>
-      </w:r>
-      <w:proofErr w:type="gramEnd"/>
-      <w:r>
-        <w:t xml:space="preserve"> the EPA light-duty tier in force when the platform was certified — Tier 1 (the standard codified from 1991) or Tier 2 (phased in from model year 2004). Must meet at expiry is the tier a new build must satisfy in the expiry year. Every expiry year shown is 2020 or later, so every copy must meet Tier 3, the standard in force since model year 2017, which no Tier 1 or Tier 2 platform was engineered to meet.</w:t>
+        <w:t>Built-to emissions is the EPA light-duty tier in force when the platform was certified — Tier 1 (the standard codified from 1991) or Tier 2 (phased in from model year 2004). Must meet at expiry is the tier a new build must satisfy in the expiry year. Every expiry year shown is 2020 or later, so every copy must meet Tier 3, the standard in force since model year 2017, which no Tier 1 or Tier 2 platform was engineered to meet.</w:t>
       </w:r>
     </w:p>
     <w:p>
@@ -5838,7 +5552,7 @@
       </w:tr>
     </w:tbl>
     <w:sectPr>
-      <w:headerReference w:type="default" r:id="rId59"/>
+      <w:headerReference w:type="default" r:id="rId55"/>
       <w:pgSz w:w="12240" w:h="15840"/>
       <w:pgMar w:top="1440" w:right="1440" w:bottom="1440" w:left="1440" w:header="708" w:footer="708" w:gutter="0"/>
       <w:cols w:space="720"/>
@@ -5960,6 +5674,155 @@
     </w:lvl>
   </w:abstractNum>
   <w:abstractNum w:abstractNumId="1" w15:restartNumberingAfterBreak="0">
+    <w:nsid w:val="0A451D6F"/>
+    <w:multiLevelType w:val="multilevel"/>
+    <w:tmpl w:val="BB66EFC4"/>
+    <w:lvl w:ilvl="0">
+      <w:start w:val="1"/>
+      <w:numFmt w:val="bullet"/>
+      <w:lvlText w:val=""/>
+      <w:lvlJc w:val="left"/>
+      <w:pPr>
+        <w:tabs>
+          <w:tab w:val="num" w:pos="720"/>
+        </w:tabs>
+        <w:ind w:left="720" w:hanging="360"/>
+      </w:pPr>
+      <w:rPr>
+        <w:rFonts w:ascii="Symbol" w:hAnsi="Symbol" w:hint="default"/>
+        <w:sz w:val="20"/>
+      </w:rPr>
+    </w:lvl>
+    <w:lvl w:ilvl="1" w:tentative="1">
+      <w:start w:val="1"/>
+      <w:numFmt w:val="bullet"/>
+      <w:lvlText w:val="o"/>
+      <w:lvlJc w:val="left"/>
+      <w:pPr>
+        <w:tabs>
+          <w:tab w:val="num" w:pos="1440"/>
+        </w:tabs>
+        <w:ind w:left="1440" w:hanging="360"/>
+      </w:pPr>
+      <w:rPr>
+        <w:rFonts w:ascii="Courier New" w:hAnsi="Courier New" w:hint="default"/>
+        <w:sz w:val="20"/>
+      </w:rPr>
+    </w:lvl>
+    <w:lvl w:ilvl="2" w:tentative="1">
+      <w:start w:val="1"/>
+      <w:numFmt w:val="bullet"/>
+      <w:lvlText w:val=""/>
+      <w:lvlJc w:val="left"/>
+      <w:pPr>
+        <w:tabs>
+          <w:tab w:val="num" w:pos="2160"/>
+        </w:tabs>
+        <w:ind w:left="2160" w:hanging="360"/>
+      </w:pPr>
+      <w:rPr>
+        <w:rFonts w:ascii="Wingdings" w:hAnsi="Wingdings" w:hint="default"/>
+        <w:sz w:val="20"/>
+      </w:rPr>
+    </w:lvl>
+    <w:lvl w:ilvl="3" w:tentative="1">
+      <w:start w:val="1"/>
+      <w:numFmt w:val="bullet"/>
+      <w:lvlText w:val=""/>
+      <w:lvlJc w:val="left"/>
+      <w:pPr>
+        <w:tabs>
+          <w:tab w:val="num" w:pos="2880"/>
+        </w:tabs>
+        <w:ind w:left="2880" w:hanging="360"/>
+      </w:pPr>
+      <w:rPr>
+        <w:rFonts w:ascii="Wingdings" w:hAnsi="Wingdings" w:hint="default"/>
+        <w:sz w:val="20"/>
+      </w:rPr>
+    </w:lvl>
+    <w:lvl w:ilvl="4" w:tentative="1">
+      <w:start w:val="1"/>
+      <w:numFmt w:val="bullet"/>
+      <w:lvlText w:val=""/>
+      <w:lvlJc w:val="left"/>
+      <w:pPr>
+        <w:tabs>
+          <w:tab w:val="num" w:pos="3600"/>
+        </w:tabs>
+        <w:ind w:left="3600" w:hanging="360"/>
+      </w:pPr>
+      <w:rPr>
+        <w:rFonts w:ascii="Wingdings" w:hAnsi="Wingdings" w:hint="default"/>
+        <w:sz w:val="20"/>
+      </w:rPr>
+    </w:lvl>
+    <w:lvl w:ilvl="5" w:tentative="1">
+      <w:start w:val="1"/>
+      <w:numFmt w:val="bullet"/>
+      <w:lvlText w:val=""/>
+      <w:lvlJc w:val="left"/>
+      <w:pPr>
+        <w:tabs>
+          <w:tab w:val="num" w:pos="4320"/>
+        </w:tabs>
+        <w:ind w:left="4320" w:hanging="360"/>
+      </w:pPr>
+      <w:rPr>
+        <w:rFonts w:ascii="Wingdings" w:hAnsi="Wingdings" w:hint="default"/>
+        <w:sz w:val="20"/>
+      </w:rPr>
+    </w:lvl>
+    <w:lvl w:ilvl="6" w:tentative="1">
+      <w:start w:val="1"/>
+      <w:numFmt w:val="bullet"/>
+      <w:lvlText w:val=""/>
+      <w:lvlJc w:val="left"/>
+      <w:pPr>
+        <w:tabs>
+          <w:tab w:val="num" w:pos="5040"/>
+        </w:tabs>
+        <w:ind w:left="5040" w:hanging="360"/>
+      </w:pPr>
+      <w:rPr>
+        <w:rFonts w:ascii="Wingdings" w:hAnsi="Wingdings" w:hint="default"/>
+        <w:sz w:val="20"/>
+      </w:rPr>
+    </w:lvl>
+    <w:lvl w:ilvl="7" w:tentative="1">
+      <w:start w:val="1"/>
+      <w:numFmt w:val="bullet"/>
+      <w:lvlText w:val=""/>
+      <w:lvlJc w:val="left"/>
+      <w:pPr>
+        <w:tabs>
+          <w:tab w:val="num" w:pos="5760"/>
+        </w:tabs>
+        <w:ind w:left="5760" w:hanging="360"/>
+      </w:pPr>
+      <w:rPr>
+        <w:rFonts w:ascii="Wingdings" w:hAnsi="Wingdings" w:hint="default"/>
+        <w:sz w:val="20"/>
+      </w:rPr>
+    </w:lvl>
+    <w:lvl w:ilvl="8" w:tentative="1">
+      <w:start w:val="1"/>
+      <w:numFmt w:val="bullet"/>
+      <w:lvlText w:val=""/>
+      <w:lvlJc w:val="left"/>
+      <w:pPr>
+        <w:tabs>
+          <w:tab w:val="num" w:pos="6480"/>
+        </w:tabs>
+        <w:ind w:left="6480" w:hanging="360"/>
+      </w:pPr>
+      <w:rPr>
+        <w:rFonts w:ascii="Wingdings" w:hAnsi="Wingdings" w:hint="default"/>
+        <w:sz w:val="20"/>
+      </w:rPr>
+    </w:lvl>
+  </w:abstractNum>
+  <w:abstractNum w:abstractNumId="2" w15:restartNumberingAfterBreak="0">
     <w:nsid w:val="246D2C88"/>
     <w:multiLevelType w:val="hybridMultilevel"/>
     <w:tmpl w:val="16482378"/>
@@ -6045,8 +5908,306 @@
       </w:pPr>
     </w:lvl>
   </w:abstractNum>
+  <w:abstractNum w:abstractNumId="3" w15:restartNumberingAfterBreak="0">
+    <w:nsid w:val="4F9F5D2E"/>
+    <w:multiLevelType w:val="multilevel"/>
+    <w:tmpl w:val="FBA808EC"/>
+    <w:lvl w:ilvl="0">
+      <w:start w:val="1"/>
+      <w:numFmt w:val="bullet"/>
+      <w:lvlText w:val=""/>
+      <w:lvlJc w:val="left"/>
+      <w:pPr>
+        <w:tabs>
+          <w:tab w:val="num" w:pos="720"/>
+        </w:tabs>
+        <w:ind w:left="720" w:hanging="360"/>
+      </w:pPr>
+      <w:rPr>
+        <w:rFonts w:ascii="Symbol" w:hAnsi="Symbol" w:hint="default"/>
+        <w:sz w:val="20"/>
+      </w:rPr>
+    </w:lvl>
+    <w:lvl w:ilvl="1" w:tentative="1">
+      <w:start w:val="1"/>
+      <w:numFmt w:val="bullet"/>
+      <w:lvlText w:val="o"/>
+      <w:lvlJc w:val="left"/>
+      <w:pPr>
+        <w:tabs>
+          <w:tab w:val="num" w:pos="1440"/>
+        </w:tabs>
+        <w:ind w:left="1440" w:hanging="360"/>
+      </w:pPr>
+      <w:rPr>
+        <w:rFonts w:ascii="Courier New" w:hAnsi="Courier New" w:hint="default"/>
+        <w:sz w:val="20"/>
+      </w:rPr>
+    </w:lvl>
+    <w:lvl w:ilvl="2" w:tentative="1">
+      <w:start w:val="1"/>
+      <w:numFmt w:val="bullet"/>
+      <w:lvlText w:val=""/>
+      <w:lvlJc w:val="left"/>
+      <w:pPr>
+        <w:tabs>
+          <w:tab w:val="num" w:pos="2160"/>
+        </w:tabs>
+        <w:ind w:left="2160" w:hanging="360"/>
+      </w:pPr>
+      <w:rPr>
+        <w:rFonts w:ascii="Wingdings" w:hAnsi="Wingdings" w:hint="default"/>
+        <w:sz w:val="20"/>
+      </w:rPr>
+    </w:lvl>
+    <w:lvl w:ilvl="3" w:tentative="1">
+      <w:start w:val="1"/>
+      <w:numFmt w:val="bullet"/>
+      <w:lvlText w:val=""/>
+      <w:lvlJc w:val="left"/>
+      <w:pPr>
+        <w:tabs>
+          <w:tab w:val="num" w:pos="2880"/>
+        </w:tabs>
+        <w:ind w:left="2880" w:hanging="360"/>
+      </w:pPr>
+      <w:rPr>
+        <w:rFonts w:ascii="Wingdings" w:hAnsi="Wingdings" w:hint="default"/>
+        <w:sz w:val="20"/>
+      </w:rPr>
+    </w:lvl>
+    <w:lvl w:ilvl="4" w:tentative="1">
+      <w:start w:val="1"/>
+      <w:numFmt w:val="bullet"/>
+      <w:lvlText w:val=""/>
+      <w:lvlJc w:val="left"/>
+      <w:pPr>
+        <w:tabs>
+          <w:tab w:val="num" w:pos="3600"/>
+        </w:tabs>
+        <w:ind w:left="3600" w:hanging="360"/>
+      </w:pPr>
+      <w:rPr>
+        <w:rFonts w:ascii="Wingdings" w:hAnsi="Wingdings" w:hint="default"/>
+        <w:sz w:val="20"/>
+      </w:rPr>
+    </w:lvl>
+    <w:lvl w:ilvl="5" w:tentative="1">
+      <w:start w:val="1"/>
+      <w:numFmt w:val="bullet"/>
+      <w:lvlText w:val=""/>
+      <w:lvlJc w:val="left"/>
+      <w:pPr>
+        <w:tabs>
+          <w:tab w:val="num" w:pos="4320"/>
+        </w:tabs>
+        <w:ind w:left="4320" w:hanging="360"/>
+      </w:pPr>
+      <w:rPr>
+        <w:rFonts w:ascii="Wingdings" w:hAnsi="Wingdings" w:hint="default"/>
+        <w:sz w:val="20"/>
+      </w:rPr>
+    </w:lvl>
+    <w:lvl w:ilvl="6" w:tentative="1">
+      <w:start w:val="1"/>
+      <w:numFmt w:val="bullet"/>
+      <w:lvlText w:val=""/>
+      <w:lvlJc w:val="left"/>
+      <w:pPr>
+        <w:tabs>
+          <w:tab w:val="num" w:pos="5040"/>
+        </w:tabs>
+        <w:ind w:left="5040" w:hanging="360"/>
+      </w:pPr>
+      <w:rPr>
+        <w:rFonts w:ascii="Wingdings" w:hAnsi="Wingdings" w:hint="default"/>
+        <w:sz w:val="20"/>
+      </w:rPr>
+    </w:lvl>
+    <w:lvl w:ilvl="7" w:tentative="1">
+      <w:start w:val="1"/>
+      <w:numFmt w:val="bullet"/>
+      <w:lvlText w:val=""/>
+      <w:lvlJc w:val="left"/>
+      <w:pPr>
+        <w:tabs>
+          <w:tab w:val="num" w:pos="5760"/>
+        </w:tabs>
+        <w:ind w:left="5760" w:hanging="360"/>
+      </w:pPr>
+      <w:rPr>
+        <w:rFonts w:ascii="Wingdings" w:hAnsi="Wingdings" w:hint="default"/>
+        <w:sz w:val="20"/>
+      </w:rPr>
+    </w:lvl>
+    <w:lvl w:ilvl="8" w:tentative="1">
+      <w:start w:val="1"/>
+      <w:numFmt w:val="bullet"/>
+      <w:lvlText w:val=""/>
+      <w:lvlJc w:val="left"/>
+      <w:pPr>
+        <w:tabs>
+          <w:tab w:val="num" w:pos="6480"/>
+        </w:tabs>
+        <w:ind w:left="6480" w:hanging="360"/>
+      </w:pPr>
+      <w:rPr>
+        <w:rFonts w:ascii="Wingdings" w:hAnsi="Wingdings" w:hint="default"/>
+        <w:sz w:val="20"/>
+      </w:rPr>
+    </w:lvl>
+  </w:abstractNum>
+  <w:abstractNum w:abstractNumId="4" w15:restartNumberingAfterBreak="0">
+    <w:nsid w:val="5F88215B"/>
+    <w:multiLevelType w:val="multilevel"/>
+    <w:tmpl w:val="A2ECA138"/>
+    <w:lvl w:ilvl="0">
+      <w:start w:val="1"/>
+      <w:numFmt w:val="bullet"/>
+      <w:lvlText w:val=""/>
+      <w:lvlJc w:val="left"/>
+      <w:pPr>
+        <w:tabs>
+          <w:tab w:val="num" w:pos="720"/>
+        </w:tabs>
+        <w:ind w:left="720" w:hanging="360"/>
+      </w:pPr>
+      <w:rPr>
+        <w:rFonts w:ascii="Symbol" w:hAnsi="Symbol" w:hint="default"/>
+        <w:sz w:val="20"/>
+      </w:rPr>
+    </w:lvl>
+    <w:lvl w:ilvl="1" w:tentative="1">
+      <w:start w:val="1"/>
+      <w:numFmt w:val="bullet"/>
+      <w:lvlText w:val="o"/>
+      <w:lvlJc w:val="left"/>
+      <w:pPr>
+        <w:tabs>
+          <w:tab w:val="num" w:pos="1440"/>
+        </w:tabs>
+        <w:ind w:left="1440" w:hanging="360"/>
+      </w:pPr>
+      <w:rPr>
+        <w:rFonts w:ascii="Courier New" w:hAnsi="Courier New" w:hint="default"/>
+        <w:sz w:val="20"/>
+      </w:rPr>
+    </w:lvl>
+    <w:lvl w:ilvl="2" w:tentative="1">
+      <w:start w:val="1"/>
+      <w:numFmt w:val="bullet"/>
+      <w:lvlText w:val=""/>
+      <w:lvlJc w:val="left"/>
+      <w:pPr>
+        <w:tabs>
+          <w:tab w:val="num" w:pos="2160"/>
+        </w:tabs>
+        <w:ind w:left="2160" w:hanging="360"/>
+      </w:pPr>
+      <w:rPr>
+        <w:rFonts w:ascii="Wingdings" w:hAnsi="Wingdings" w:hint="default"/>
+        <w:sz w:val="20"/>
+      </w:rPr>
+    </w:lvl>
+    <w:lvl w:ilvl="3" w:tentative="1">
+      <w:start w:val="1"/>
+      <w:numFmt w:val="bullet"/>
+      <w:lvlText w:val=""/>
+      <w:lvlJc w:val="left"/>
+      <w:pPr>
+        <w:tabs>
+          <w:tab w:val="num" w:pos="2880"/>
+        </w:tabs>
+        <w:ind w:left="2880" w:hanging="360"/>
+      </w:pPr>
+      <w:rPr>
+        <w:rFonts w:ascii="Wingdings" w:hAnsi="Wingdings" w:hint="default"/>
+        <w:sz w:val="20"/>
+      </w:rPr>
+    </w:lvl>
+    <w:lvl w:ilvl="4" w:tentative="1">
+      <w:start w:val="1"/>
+      <w:numFmt w:val="bullet"/>
+      <w:lvlText w:val=""/>
+      <w:lvlJc w:val="left"/>
+      <w:pPr>
+        <w:tabs>
+          <w:tab w:val="num" w:pos="3600"/>
+        </w:tabs>
+        <w:ind w:left="3600" w:hanging="360"/>
+      </w:pPr>
+      <w:rPr>
+        <w:rFonts w:ascii="Wingdings" w:hAnsi="Wingdings" w:hint="default"/>
+        <w:sz w:val="20"/>
+      </w:rPr>
+    </w:lvl>
+    <w:lvl w:ilvl="5" w:tentative="1">
+      <w:start w:val="1"/>
+      <w:numFmt w:val="bullet"/>
+      <w:lvlText w:val=""/>
+      <w:lvlJc w:val="left"/>
+      <w:pPr>
+        <w:tabs>
+          <w:tab w:val="num" w:pos="4320"/>
+        </w:tabs>
+        <w:ind w:left="4320" w:hanging="360"/>
+      </w:pPr>
+      <w:rPr>
+        <w:rFonts w:ascii="Wingdings" w:hAnsi="Wingdings" w:hint="default"/>
+        <w:sz w:val="20"/>
+      </w:rPr>
+    </w:lvl>
+    <w:lvl w:ilvl="6" w:tentative="1">
+      <w:start w:val="1"/>
+      <w:numFmt w:val="bullet"/>
+      <w:lvlText w:val=""/>
+      <w:lvlJc w:val="left"/>
+      <w:pPr>
+        <w:tabs>
+          <w:tab w:val="num" w:pos="5040"/>
+        </w:tabs>
+        <w:ind w:left="5040" w:hanging="360"/>
+      </w:pPr>
+      <w:rPr>
+        <w:rFonts w:ascii="Wingdings" w:hAnsi="Wingdings" w:hint="default"/>
+        <w:sz w:val="20"/>
+      </w:rPr>
+    </w:lvl>
+    <w:lvl w:ilvl="7" w:tentative="1">
+      <w:start w:val="1"/>
+      <w:numFmt w:val="bullet"/>
+      <w:lvlText w:val=""/>
+      <w:lvlJc w:val="left"/>
+      <w:pPr>
+        <w:tabs>
+          <w:tab w:val="num" w:pos="5760"/>
+        </w:tabs>
+        <w:ind w:left="5760" w:hanging="360"/>
+      </w:pPr>
+      <w:rPr>
+        <w:rFonts w:ascii="Wingdings" w:hAnsi="Wingdings" w:hint="default"/>
+        <w:sz w:val="20"/>
+      </w:rPr>
+    </w:lvl>
+    <w:lvl w:ilvl="8" w:tentative="1">
+      <w:start w:val="1"/>
+      <w:numFmt w:val="bullet"/>
+      <w:lvlText w:val=""/>
+      <w:lvlJc w:val="left"/>
+      <w:pPr>
+        <w:tabs>
+          <w:tab w:val="num" w:pos="6480"/>
+        </w:tabs>
+        <w:ind w:left="6480" w:hanging="360"/>
+      </w:pPr>
+      <w:rPr>
+        <w:rFonts w:ascii="Wingdings" w:hAnsi="Wingdings" w:hint="default"/>
+        <w:sz w:val="20"/>
+      </w:rPr>
+    </w:lvl>
+  </w:abstractNum>
   <w:num w:numId="1" w16cid:durableId="636494303">
-    <w:abstractNumId w:val="1"/>
+    <w:abstractNumId w:val="2"/>
     <w:lvlOverride w:ilvl="0">
       <w:startOverride w:val="1"/>
     </w:lvlOverride>
@@ -6056,6 +6217,15 @@
     <w:lvlOverride w:ilvl="0">
       <w:startOverride w:val="1"/>
     </w:lvlOverride>
+  </w:num>
+  <w:num w:numId="3" w16cid:durableId="1630354802">
+    <w:abstractNumId w:val="3"/>
+  </w:num>
+  <w:num w:numId="4" w16cid:durableId="1859000722">
+    <w:abstractNumId w:val="1"/>
+  </w:num>
+  <w:num w:numId="5" w16cid:durableId="960378158">
+    <w:abstractNumId w:val="4"/>
   </w:num>
 </w:numbering>
 </file>
